--- a/data/outputs/v2/Grade11/Biology/Lesson_Plans/SS2.1_Reproduction_in_Plants/Biology_Reproduction_in_Plants_FinalExplanation.docx
+++ b/data/outputs/v2/Grade11/Biology/Lesson_Plans/SS2.1_Reproduction_in_Plants/Biology_Reproduction_in_Plants_FinalExplanation.docx
@@ -2024,7 +2024,7 @@
         </w:rPr>
         <w:t xml:space="preserve">© 2026 SeaVuria and ARES. This work is licensed under a </w:t>
       </w:r>
-      <w:hyperlink w:history="1" r:id="rIdymoiv48jhkrda0q_jp6zr">
+      <w:hyperlink w:history="1" r:id="rId6aodhtsrxmbiwzchqlua5">
         <w:r>
           <w:rPr>
             <w:rFonts w:ascii="Arial" w:cs="Arial" w:eastAsia="Arial" w:hAnsi="Arial"/>
@@ -2044,7 +2044,7 @@
         </w:rPr>
         <w:t xml:space="preserve"> (</w:t>
       </w:r>
-      <w:hyperlink w:history="1" r:id="rIdonbgap5xsrxhcmflkuixk">
+      <w:hyperlink w:history="1" r:id="rIds9mtcqm8dco0etuwv_mz_">
         <w:r>
           <w:rPr>
             <w:rFonts w:ascii="Arial" w:cs="Arial" w:eastAsia="Arial" w:hAnsi="Arial"/>
@@ -2064,7 +2064,7 @@
         </w:rPr>
         <w:t xml:space="preserve">). To view a copy of this license, visit </w:t>
       </w:r>
-      <w:hyperlink w:history="1" r:id="rId6wvcdhsrdhf9zdfcpftra">
+      <w:hyperlink w:history="1" r:id="rIdckf7hann0rrhdhpy1wrae">
         <w:r>
           <w:rPr>
             <w:rFonts w:ascii="Arial" w:cs="Arial" w:eastAsia="Arial" w:hAnsi="Arial"/>

--- a/data/outputs/v2/Grade11/Biology/Lesson_Plans/SS2.1_Reproduction_in_Plants/Biology_Reproduction_in_Plants_FinalExplanation.docx
+++ b/data/outputs/v2/Grade11/Biology/Lesson_Plans/SS2.1_Reproduction_in_Plants/Biology_Reproduction_in_Plants_FinalExplanation.docx
@@ -95,7 +95,7 @@
                 <w:sz w:val="22"/>
                 <w:szCs w:val="22"/>
               </w:rPr>
-              <w:t xml:space="preserve">FINAL EXPLANATION: BIOLOGY GRADE 11 – REPRODUCTION IN PLANTS (SUB-STRAND 2.1)</w:t>
+              <w:t xml:space="preserve">FINAL EXPLANATION: BIOLOGY GRADE 11: REPRODUCTION IN PLANTS (SUB-STRAND 2.1)</w:t>
             </w:r>
           </w:p>
         </w:tc>
@@ -422,7 +422,7 @@
                 <w:sz w:val="18"/>
                 <w:szCs w:val="18"/>
               </w:rPr>
-              <w:t xml:space="preserve">Your task is to answer the driving question: Why do some farm plants produce offspring without seeds while others require seeds and a partner tree to make fruit? Write a Claim-Evidence-Reasoning (CER) explanation and include a revised, annotated diagram of crop reproduction. Use evidence from our 8 lessons, including your flower and fruit practical lab. Refer to Kenyan crops such as cassava, sugarcane, sweet potato, maize, beans, pawpaw and avocado. Write in your own words, use correct biological terms, and label your diagram clearly. Below, each section has a prompt and a model example (exemplar) to show what a strong answer looks like. Do not copy the exemplars. Use them to learn how to build your own explanation.</w:t>
+              <w:t xml:space="preserve">Driving question: Why do some farm plants produce offspring without seeds while others require seeds and a partner tree to make fruit? Use your notebook, your labelled dissection diagrams, your fruit classification table and the class charts as evidence. Write your answers in full sentences in the space under each prompt. In Sections 2 to 4 use the Claim-Evidence-Reasoning (CER) structure. Use examples from our unit, such as cassava, sugarcane and sweet potato in Kisumu, Kisii and Siaya, and maize, beans, pawpaw, avocado and passion fruit. Draw neat, labelled diagrams where asked.</w:t>
             </w:r>
           </w:p>
         </w:tc>
@@ -450,14 +450,12 @@
         <w:tblLayout w:type="fixed"/>
       </w:tblPr>
       <w:tblGrid>
-        <w:gridCol w:w="3000"/>
-        <w:gridCol w:w="10680"/>
+        <w:gridCol w:w="13680"/>
       </w:tblGrid>
       <w:tr>
         <w:tc>
           <w:tcPr>
             <w:tcW w:type="dxa" w:w="13680"/>
-            <w:gridSpan w:val="2"/>
             <w:shd w:fill="1F3864" w:color="auto" w:val="clear"/>
             <w:tcMar>
               <w:top w:type="dxa" w:w="60"/>
@@ -483,15 +481,15 @@
                 <w:sz w:val="22"/>
                 <w:szCs w:val="22"/>
               </w:rPr>
-              <w:t xml:space="preserve">Part 1: Claim – Answering the Driving Question</w:t>
-            </w:r>
-          </w:p>
-        </w:tc>
-      </w:tr>
-      <w:tr>
-        <w:tc>
-          <w:tcPr>
-            <w:tcW w:type="dxa" w:w="3000"/>
+              <w:t xml:space="preserve">Part 1: Making Seedless New Plants</w:t>
+            </w:r>
+          </w:p>
+        </w:tc>
+      </w:tr>
+      <w:tr>
+        <w:tc>
+          <w:tcPr>
+            <w:tcW w:type="dxa" w:w="13680"/>
             <w:shd w:fill="D9EEF1" w:color="auto" w:val="clear"/>
             <w:tcMar>
               <w:top w:type="dxa" w:w="60"/>
@@ -517,13 +515,18 @@
                 <w:sz w:val="18"/>
                 <w:szCs w:val="18"/>
               </w:rPr>
-              <w:t xml:space="preserve">State your claim in 2-4 sentences. Explain that plants use two reproductive strategies, and say which strategy cassava, sugarcane, sweet potato, maize, beans, pawpaw and avocado depend on. Mention why this matters to a farmer.</w:t>
-            </w:r>
-          </w:p>
-        </w:tc>
-        <w:tc>
-          <w:tcPr>
-            <w:tcW w:type="dxa" w:w="10680"/>
+              <w:t xml:space="preserve">A farmer in Kisii plants cassava stem cuttings and a woman in Siaya plants sweet potato vines. Neither uses seeds. (a) Name three natural vegetative structures we examined in class (for example from sweet potato, onion, ginger, grass or bryophyllum) and say where on each a new plant can start. (b) Explain how a cassava cutting can become a whole plant without a flower, using the idea of cell division. (c) Describe how the new plants compare with the parent plant. (d) Give one advantage and one disadvantage of growing crops this way.</w:t>
+            </w:r>
+          </w:p>
+        </w:tc>
+      </w:tr>
+      <w:tr>
+        <w:trPr>
+          <w:trHeight w:val="4200" w:hRule="atLeast"/>
+        </w:trPr>
+        <w:tc>
+          <w:tcPr>
+            <w:tcW w:type="dxa" w:w="13680"/>
             <w:shd w:fill="FFFFFF" w:color="auto" w:val="clear"/>
             <w:tcMar>
               <w:top w:type="dxa" w:w="60"/>
@@ -543,13 +546,13 @@
                 <w:rFonts w:ascii="Arial" w:cs="Arial" w:eastAsia="Arial" w:hAnsi="Arial"/>
                 <w:b w:val="false"/>
                 <w:bCs w:val="false"/>
-                <w:i w:val="false"/>
-                <w:iCs w:val="false"/>
-                <w:color w:val="000000"/>
-                <w:sz w:val="18"/>
-                <w:szCs w:val="18"/>
-              </w:rPr>
-              <w:t xml:space="preserve">Plants reproduce in two main ways: asexual and sexual reproduction. Cassava, sugarcane and sweet potato can grow from pieces of stem or vine (cuttings) because their vegetative parts can grow into whole new plants without seeds or partners. Maize and beans, however, are grown from seeds, which come from sexual reproduction, where male and female gametes join. Pawpaw and avocado trees often need another tree nearby because pollen must reach the flowers of a different, compatible plant before fruit can form. Farmers use asexual reproduction when they want fast, identical plants and sexual reproduction when they want seeds and genetic variety.</w:t>
+                <w:i/>
+                <w:iCs/>
+                <w:color w:val="808080"/>
+                <w:sz w:val="18"/>
+                <w:szCs w:val="18"/>
+              </w:rPr>
+              <w:t xml:space="preserve">Write your answer here:</w:t>
             </w:r>
           </w:p>
         </w:tc>
@@ -577,14 +580,12 @@
         <w:tblLayout w:type="fixed"/>
       </w:tblPr>
       <w:tblGrid>
-        <w:gridCol w:w="3000"/>
-        <w:gridCol w:w="10680"/>
+        <w:gridCol w:w="13680"/>
       </w:tblGrid>
       <w:tr>
         <w:tc>
           <w:tcPr>
             <w:tcW w:type="dxa" w:w="13680"/>
-            <w:gridSpan w:val="2"/>
             <w:shd w:fill="1F3864" w:color="auto" w:val="clear"/>
             <w:tcMar>
               <w:top w:type="dxa" w:w="60"/>
@@ -610,15 +611,15 @@
                 <w:sz w:val="22"/>
                 <w:szCs w:val="22"/>
               </w:rPr>
-              <w:t xml:space="preserve">Part 2: Evidence – Asexual Reproduction (Plants Without Seeds)</w:t>
-            </w:r>
-          </w:p>
-        </w:tc>
-      </w:tr>
-      <w:tr>
-        <w:tc>
-          <w:tcPr>
-            <w:tcW w:type="dxa" w:w="3000"/>
+              <w:t xml:space="preserve">Part 2: Flowers, Pollination and the Lone Tree (CER)</w:t>
+            </w:r>
+          </w:p>
+        </w:tc>
+      </w:tr>
+      <w:tr>
+        <w:tc>
+          <w:tcPr>
+            <w:tcW w:type="dxa" w:w="13680"/>
             <w:shd w:fill="D9EEF1" w:color="auto" w:val="clear"/>
             <w:tcMar>
               <w:top w:type="dxa" w:w="60"/>
@@ -644,13 +645,18 @@
                 <w:sz w:val="18"/>
                 <w:szCs w:val="18"/>
               </w:rPr>
-              <w:t xml:space="preserve">Give at least three pieces of evidence from our lessons about how plants reproduce without seeds. Include the vegetative structures (e.g. tubers, bulbs, rhizomes, runners, stem cuttings), examples from Kenyan farms, and what happens to the cells and the genes of the offspring.</w:t>
-            </w:r>
-          </w:p>
-        </w:tc>
-        <w:tc>
-          <w:tcPr>
-            <w:tcW w:type="dxa" w:w="10680"/>
+              <w:t xml:space="preserve">A compound in Nairobi has a single pawpaw tree that is covered in flowers every year but never sets fruit. Write a CER explanation. Claim: state why the tree does not fruit. Evidence: use at least two observations from our flower dissections, wire/bead model stations or animation work. Reasoning: explain how the features of flowers and trees that we studied at the model stations stop fruit from forming on a lone tree, and why a partner tree helps. Remember to separate pollination from fertilisation.</w:t>
+            </w:r>
+          </w:p>
+        </w:tc>
+      </w:tr>
+      <w:tr>
+        <w:trPr>
+          <w:trHeight w:val="4200" w:hRule="atLeast"/>
+        </w:trPr>
+        <w:tc>
+          <w:tcPr>
+            <w:tcW w:type="dxa" w:w="13680"/>
             <w:shd w:fill="FFFFFF" w:color="auto" w:val="clear"/>
             <w:tcMar>
               <w:top w:type="dxa" w:w="60"/>
@@ -670,13 +676,13 @@
                 <w:rFonts w:ascii="Arial" w:cs="Arial" w:eastAsia="Arial" w:hAnsi="Arial"/>
                 <w:b w:val="false"/>
                 <w:bCs w:val="false"/>
-                <w:i w:val="false"/>
-                <w:iCs w:val="false"/>
-                <w:color w:val="000000"/>
-                <w:sz w:val="18"/>
-                <w:szCs w:val="18"/>
-              </w:rPr>
-              <w:t xml:space="preserve">Evidence 1: When a farmer in Kisumu plants a cassava or sugarcane stem cutting, buds on the stem grow roots and shoots and become a whole new plant. No flower, seed or partner is needed. Evidence 2: Plants have special vegetative structures for this: sweet potato vines and tubers, runners on creeping grasses, rhizomes in ginger and arrowroot, and bulbs in onions. Each structure stores food and has buds that can grow into a new plant. Evidence 3: The new plants form by mitosis, a type of cell division that copies the parent's cells exactly. In our observations, offspring from cuttings looked the same as the parent, because they are genetically identical. This is why a farmer in Kericho or Nairobi can quickly plant a whole field of uniform sweet potatoes from a few vines.</w:t>
+                <w:i/>
+                <w:iCs/>
+                <w:color w:val="808080"/>
+                <w:sz w:val="18"/>
+                <w:szCs w:val="18"/>
+              </w:rPr>
+              <w:t xml:space="preserve">Write your answer here:</w:t>
             </w:r>
           </w:p>
         </w:tc>
@@ -704,14 +710,12 @@
         <w:tblLayout w:type="fixed"/>
       </w:tblPr>
       <w:tblGrid>
-        <w:gridCol w:w="3000"/>
-        <w:gridCol w:w="10680"/>
+        <w:gridCol w:w="13680"/>
       </w:tblGrid>
       <w:tr>
         <w:tc>
           <w:tcPr>
             <w:tcW w:type="dxa" w:w="13680"/>
-            <w:gridSpan w:val="2"/>
             <w:shd w:fill="1F3864" w:color="auto" w:val="clear"/>
             <w:tcMar>
               <w:top w:type="dxa" w:w="60"/>
@@ -737,15 +741,15 @@
                 <w:sz w:val="22"/>
                 <w:szCs w:val="22"/>
               </w:rPr>
-              <w:t xml:space="preserve">Part 3: Evidence – Sexual Reproduction, Pollination and Fertilisation</w:t>
-            </w:r>
-          </w:p>
-        </w:tc>
-      </w:tr>
-      <w:tr>
-        <w:tc>
-          <w:tcPr>
-            <w:tcW w:type="dxa" w:w="3000"/>
+              <w:t xml:space="preserve">Part 3: Double Fertilisation and Fruit Development</w:t>
+            </w:r>
+          </w:p>
+        </w:tc>
+      </w:tr>
+      <w:tr>
+        <w:tc>
+          <w:tcPr>
+            <w:tcW w:type="dxa" w:w="13680"/>
             <w:shd w:fill="D9EEF1" w:color="auto" w:val="clear"/>
             <w:tcMar>
               <w:top w:type="dxa" w:w="60"/>
@@ -771,13 +775,18 @@
                 <w:sz w:val="18"/>
                 <w:szCs w:val="18"/>
               </w:rPr>
-              <w:t xml:space="preserve">Use evidence from the flower dissection and fruit practical to explain how seeds and fruits form. Describe flower parts (stamen, anther, stigma, style, ovary, ovule), the difference between self- and cross-pollination, how pollen tube growth leads to double fertilisation, and what the ovule and ovary become afterwards. Explain why a single pawpaw or avocado tree may flower heavily but not set fruit.</w:t>
-            </w:r>
-          </w:p>
-        </w:tc>
-        <w:tc>
-          <w:tcPr>
-            <w:tcW w:type="dxa" w:w="10680"/>
+              <w:t xml:space="preserve">(a) Describe, in order, what happens from the time compatible pollen lands on a stigma until a seed begins to form. Name the structures the pollen tube passes through. (b) State what each of the two fusions produces and what each product does for the seed. (c) Say what the ovules and the ovary become after fertilisation. (d) Using a fruit you sectioned in class (tomato, orange, bean pod, passion fruit or cucumber), name its placentation type and explain how its seeds show the link to fertilised ovules.</w:t>
+            </w:r>
+          </w:p>
+        </w:tc>
+      </w:tr>
+      <w:tr>
+        <w:trPr>
+          <w:trHeight w:val="4200" w:hRule="atLeast"/>
+        </w:trPr>
+        <w:tc>
+          <w:tcPr>
+            <w:tcW w:type="dxa" w:w="13680"/>
             <w:shd w:fill="FFFFFF" w:color="auto" w:val="clear"/>
             <w:tcMar>
               <w:top w:type="dxa" w:w="60"/>
@@ -797,13 +806,13 @@
                 <w:rFonts w:ascii="Arial" w:cs="Arial" w:eastAsia="Arial" w:hAnsi="Arial"/>
                 <w:b w:val="false"/>
                 <w:bCs w:val="false"/>
-                <w:i w:val="false"/>
-                <w:iCs w:val="false"/>
-                <w:color w:val="000000"/>
-                <w:sz w:val="18"/>
-                <w:szCs w:val="18"/>
-              </w:rPr>
-              <w:t xml:space="preserve">In our flower dissection, we found that the anther (male part) produces pollen containing male gametes, while the ovary holds ovules containing the egg cell (female part). Pollination happens when pollen lands on the stigma. Many plants favour cross-pollination (pollen from another plant) over self-pollination. They do this through structural barriers, different timing of male and female parts maturing (protandry or protogyny), or self-incompatibility, where a plant rejects its own pollen. This explains the lone pawpaw or avocado tree covered in flowers with no fruit: its own pollen cannot fertilise its own flowers, or its male and female parts are ready at different times, so it needs a partner tree nearby. After a compatible pollen grain lands on the stigma, a pollen tube grows down the style into the ovule and delivers two male gametes. In double fertilisation, one sperm nucleus fuses with the egg cell to form the diploid zygote (2n), which grows into the embryo. The other fuses with two polar nuclei to form the triploid endosperm (3n), the food store, like the white starchy part of a maize grain that we eat as ugali. Afterwards, the ovules become seeds and the ovary wall becomes the fruit. In our fruit practical, we cut open fruits such as beans pods and passion fruit and saw the seeds attached in patterns (placentation), such as along the edge (marginal) in bean pods.</w:t>
+                <w:i/>
+                <w:iCs/>
+                <w:color w:val="808080"/>
+                <w:sz w:val="18"/>
+                <w:szCs w:val="18"/>
+              </w:rPr>
+              <w:t xml:space="preserve">Write your answer here:</w:t>
             </w:r>
           </w:p>
         </w:tc>
@@ -831,14 +840,12 @@
         <w:tblLayout w:type="fixed"/>
       </w:tblPr>
       <w:tblGrid>
-        <w:gridCol w:w="3000"/>
-        <w:gridCol w:w="10680"/>
+        <w:gridCol w:w="13680"/>
       </w:tblGrid>
       <w:tr>
         <w:tc>
           <w:tcPr>
             <w:tcW w:type="dxa" w:w="13680"/>
-            <w:gridSpan w:val="2"/>
             <w:shd w:fill="1F3864" w:color="auto" w:val="clear"/>
             <w:tcMar>
               <w:top w:type="dxa" w:w="60"/>
@@ -864,15 +871,15 @@
                 <w:sz w:val="22"/>
                 <w:szCs w:val="22"/>
               </w:rPr>
-              <w:t xml:space="preserve">Part 4: Reasoning – Why Two Strategies Exist</w:t>
-            </w:r>
-          </w:p>
-        </w:tc>
-      </w:tr>
-      <w:tr>
-        <w:tc>
-          <w:tcPr>
-            <w:tcW w:type="dxa" w:w="3000"/>
+              <w:t xml:space="preserve">Part 4: Comparing Sexual and Asexual Reproduction in Kenyan Farming (CER)</w:t>
+            </w:r>
+          </w:p>
+        </w:tc>
+      </w:tr>
+      <w:tr>
+        <w:tc>
+          <w:tcPr>
+            <w:tcW w:type="dxa" w:w="13680"/>
             <w:shd w:fill="D9EEF1" w:color="auto" w:val="clear"/>
             <w:tcMar>
               <w:top w:type="dxa" w:w="60"/>
@@ -898,13 +905,18 @@
                 <w:sz w:val="18"/>
                 <w:szCs w:val="18"/>
               </w:rPr>
-              <w:t xml:space="preserve">Link your evidence to your claim. Explain the advantages and disadvantages of asexual and sexual reproduction, and why cross-pollination and seed production help plant populations survive changes such as drought, disease or pests. Give a Kenyan example.</w:t>
-            </w:r>
-          </w:p>
-        </w:tc>
-        <w:tc>
-          <w:tcPr>
-            <w:tcW w:type="dxa" w:w="10680"/>
+              <w:t xml:space="preserve">A farmer asks you whether it is better to plant cassava from cuttings or maize from seed, and what would happen if a new disease arrived in each field. Write a CER response. Claim: state the trade-off between the two strategies. Evidence: use at least two case examples from our case cards or class work. Reasoning: link the number of parents, the type of cell division or fertilisation, and the amount of variation to survival in changing conditions. Finish by explaining why neither strategy is always best.</w:t>
+            </w:r>
+          </w:p>
+        </w:tc>
+      </w:tr>
+      <w:tr>
+        <w:trPr>
+          <w:trHeight w:val="4200" w:hRule="atLeast"/>
+        </w:trPr>
+        <w:tc>
+          <w:tcPr>
+            <w:tcW w:type="dxa" w:w="13680"/>
             <w:shd w:fill="FFFFFF" w:color="auto" w:val="clear"/>
             <w:tcMar>
               <w:top w:type="dxa" w:w="60"/>
@@ -924,13 +936,13 @@
                 <w:rFonts w:ascii="Arial" w:cs="Arial" w:eastAsia="Arial" w:hAnsi="Arial"/>
                 <w:b w:val="false"/>
                 <w:bCs w:val="false"/>
-                <w:i w:val="false"/>
-                <w:iCs w:val="false"/>
-                <w:color w:val="000000"/>
-                <w:sz w:val="18"/>
-                <w:szCs w:val="18"/>
-              </w:rPr>
-              <w:t xml:space="preserve">Asexual reproduction is fast and reliable because it needs no pollinators or partner, and it copies a successful plant exactly. This is why farmers use cassava cuttings: they get the same high-yielding plant each time. The disadvantage is that all the plants are genetically identical, so if a disease like cassava mosaic disease attacks, all of them can be harmed. Sexual reproduction mixes genes from two parents through gametes, so seeds produce offspring that differ from each other. This variation means that in a changing environment, such as a drought in the Rift Valley or a new maize pest, some plants will probably survive and pass on their genes. Cross-pollination increases this variation even more than self-pollination, which is why mechanisms like self-incompatibility exist. So the reason some crops grow from cuttings and others need seeds and partner trees is that each method solves a different problem: asexual reproduction gives speed and uniformity, while sexual reproduction gives variety, adaptability and seeds that can be stored and spread.</w:t>
+                <w:i/>
+                <w:iCs/>
+                <w:color w:val="808080"/>
+                <w:sz w:val="18"/>
+                <w:szCs w:val="18"/>
+              </w:rPr>
+              <w:t xml:space="preserve">Write your answer here:</w:t>
             </w:r>
           </w:p>
         </w:tc>
@@ -958,14 +970,12 @@
         <w:tblLayout w:type="fixed"/>
       </w:tblPr>
       <w:tblGrid>
-        <w:gridCol w:w="3000"/>
-        <w:gridCol w:w="10680"/>
+        <w:gridCol w:w="13680"/>
       </w:tblGrid>
       <w:tr>
         <w:tc>
           <w:tcPr>
             <w:tcW w:type="dxa" w:w="13680"/>
-            <w:gridSpan w:val="2"/>
             <w:shd w:fill="1F3864" w:color="auto" w:val="clear"/>
             <w:tcMar>
               <w:top w:type="dxa" w:w="60"/>
@@ -991,15 +1001,15 @@
                 <w:sz w:val="22"/>
                 <w:szCs w:val="22"/>
               </w:rPr>
-              <w:t xml:space="preserve">Part 5: Revised Annotated Diagram</w:t>
-            </w:r>
-          </w:p>
-        </w:tc>
-      </w:tr>
-      <w:tr>
-        <w:tc>
-          <w:tcPr>
-            <w:tcW w:type="dxa" w:w="3000"/>
+              <w:t xml:space="preserve">Part 5: Revised Model and Annotated Diagram</w:t>
+            </w:r>
+          </w:p>
+        </w:tc>
+      </w:tr>
+      <w:tr>
+        <w:tc>
+          <w:tcPr>
+            <w:tcW w:type="dxa" w:w="13680"/>
             <w:shd w:fill="D9EEF1" w:color="auto" w:val="clear"/>
             <w:tcMar>
               <w:top w:type="dxa" w:w="60"/>
@@ -1025,13 +1035,18 @@
                 <w:sz w:val="18"/>
                 <w:szCs w:val="18"/>
               </w:rPr>
-              <w:t xml:space="preserve">Draw a final diagram with two linked pathways: (A) asexual reproduction in a Kenyan crop such as cassava or sweet potato, and (B) sexual reproduction from pollination to fruit and seed formation in a crop such as pawpaw, avocado or beans. Label all key parts and processes and add short notes explaining what is happening at each step. Add one note showing how your ideas changed since your first model.</w:t>
-            </w:r>
-          </w:p>
-        </w:tc>
-        <w:tc>
-          <w:tcPr>
-            <w:tcW w:type="dxa" w:w="10680"/>
+              <w:t xml:space="preserve">Look back at the first model you drew in Lesson 1, comparing a sweet potato making a new vine with a bean seed making a plant. (a) Draw a revised annotated diagram that explains how a cassava cutting, a maize or bean plant and a lone pawpaw tree each end up with, or without, new plants or fruit. Label the main structures and processes. (b) Write three to four sentences describing how your thinking changed and one question you still have.</w:t>
+            </w:r>
+          </w:p>
+        </w:tc>
+      </w:tr>
+      <w:tr>
+        <w:trPr>
+          <w:trHeight w:val="4200" w:hRule="atLeast"/>
+        </w:trPr>
+        <w:tc>
+          <w:tcPr>
+            <w:tcW w:type="dxa" w:w="13680"/>
             <w:shd w:fill="FFFFFF" w:color="auto" w:val="clear"/>
             <w:tcMar>
               <w:top w:type="dxa" w:w="60"/>
@@ -1051,13 +1066,13 @@
                 <w:rFonts w:ascii="Arial" w:cs="Arial" w:eastAsia="Arial" w:hAnsi="Arial"/>
                 <w:b w:val="false"/>
                 <w:bCs w:val="false"/>
-                <w:i w:val="false"/>
-                <w:iCs w:val="false"/>
-                <w:color w:val="000000"/>
-                <w:sz w:val="18"/>
-                <w:szCs w:val="18"/>
-              </w:rPr>
-              <w:t xml:space="preserve">Pathway A (cassava): Parent plant → stem cutting with buds → roots and shoots grow by mitosis → new plant identical to parent. Notes: 'No seed or flower needed. Genetically identical offspring.' Pathway B (pawpaw/avocado): Flower of tree 1 with anther → pollen carried by insects or wind → lands on stigma of flower on tree 2 (cross-pollination) → pollen tube grows down the style → two male gametes enter the ovule → double fertilisation: sperm + egg = zygote (2n); sperm + two polar nuclei = endosperm (3n) → ovule becomes seed; ovary becomes fruit. Notes: 'Lone tree = no compatible pollen, so no fruit.' Revision note: 'At first I thought flowers alone made fruit. Now I know fertilisation by compatible pollen must happen first.'</w:t>
+                <w:i/>
+                <w:iCs/>
+                <w:color w:val="808080"/>
+                <w:sz w:val="18"/>
+                <w:szCs w:val="18"/>
+              </w:rPr>
+              <w:t xml:space="preserve">Write your answer here:</w:t>
             </w:r>
           </w:p>
         </w:tc>
@@ -1284,7 +1299,7 @@
                 <w:sz w:val="18"/>
                 <w:szCs w:val="18"/>
               </w:rPr>
-              <w:t xml:space="preserve">Claim and use of the driving question</w:t>
+              <w:t xml:space="preserve">Claim and use of the phenomenon</w:t>
             </w:r>
           </w:p>
         </w:tc>
@@ -1316,7 +1331,7 @@
                 <w:sz w:val="18"/>
                 <w:szCs w:val="18"/>
               </w:rPr>
-              <w:t xml:space="preserve">Claim clearly and accurately answers the driving question, names both asexual and sexual strategies, and links them to specific Kenyan crops.</w:t>
+              <w:t xml:space="preserve">Gives a clear, accurate claim that answers the driving question for both cassava-type and pawpaw/avocado-type plants, using Kenyan examples from the unit.</w:t>
             </w:r>
           </w:p>
         </w:tc>
@@ -1348,7 +1363,7 @@
                 <w:sz w:val="18"/>
                 <w:szCs w:val="18"/>
               </w:rPr>
-              <w:t xml:space="preserve">Claim answers the question and names both strategies, but links to crops are limited or partly unclear.</w:t>
+              <w:t xml:space="preserve">Gives a mostly accurate claim that covers both cases, with limited use of examples.</w:t>
             </w:r>
           </w:p>
         </w:tc>
@@ -1380,7 +1395,7 @@
                 <w:sz w:val="18"/>
                 <w:szCs w:val="18"/>
               </w:rPr>
-              <w:t xml:space="preserve">Claim is missing, incomplete or does not clearly address why crops reproduce differently.</w:t>
+              <w:t xml:space="preserve">Claim is unclear, covers only one case, or contains misconceptions, for example that flowers alone guarantee fruit.</w:t>
             </w:r>
           </w:p>
         </w:tc>
@@ -1414,7 +1429,7 @@
                 <w:sz w:val="18"/>
                 <w:szCs w:val="18"/>
               </w:rPr>
-              <w:t xml:space="preserve">Evidence from lessons and practical</w:t>
+              <w:t xml:space="preserve">Evidence from investigations</w:t>
             </w:r>
           </w:p>
         </w:tc>
@@ -1446,7 +1461,7 @@
                 <w:sz w:val="18"/>
                 <w:szCs w:val="18"/>
               </w:rPr>
-              <w:t xml:space="preserve">Uses several accurate pieces of evidence from lessons and the flower/fruit practical, covering vegetative structures, pollination, double fertilisation and fruit/seed formation.</w:t>
+              <w:t xml:space="preserve">Uses at least two specific observations from dissections, stations, animations, fruit sections or case cards, accurately and with detail.</w:t>
             </w:r>
           </w:p>
         </w:tc>
@@ -1478,7 +1493,7 @@
                 <w:sz w:val="18"/>
                 <w:szCs w:val="18"/>
               </w:rPr>
-              <w:t xml:space="preserve">Uses some accurate evidence, but one area (e.g. double fertilisation or placentation) is brief or lacks practical observations.</w:t>
+              <w:t xml:space="preserve">Uses one or two observations, with some detail missing.</w:t>
             </w:r>
           </w:p>
         </w:tc>
@@ -1510,7 +1525,7 @@
                 <w:sz w:val="18"/>
                 <w:szCs w:val="18"/>
               </w:rPr>
-              <w:t xml:space="preserve">Evidence is minimal, inaccurate or not connected to class investigations.</w:t>
+              <w:t xml:space="preserve">Gives little or no evidence, or evidence that is vague or not from our lessons.</w:t>
             </w:r>
           </w:p>
         </w:tc>
@@ -1544,7 +1559,7 @@
                 <w:sz w:val="18"/>
                 <w:szCs w:val="18"/>
               </w:rPr>
-              <w:t xml:space="preserve">Scientific reasoning</w:t>
+              <w:t xml:space="preserve">Scientific reasoning and terminology</w:t>
             </w:r>
           </w:p>
         </w:tc>
@@ -1576,7 +1591,7 @@
                 <w:sz w:val="18"/>
                 <w:szCs w:val="18"/>
               </w:rPr>
-              <w:t xml:space="preserve">Explains clearly why a lone tree may not fruit, compares mitosis-based identical offspring with gamete-based variation, and links variation to survival in changing conditions.</w:t>
+              <w:t xml:space="preserve">Correctly links mitosis and cloning, barriers to self-pollination, pollination versus fertilisation, double fertilisation (zygote and triploid endosperm), and ovule-to-seed and ovary-to-fruit development.</w:t>
             </w:r>
           </w:p>
         </w:tc>
@@ -1608,7 +1623,7 @@
                 <w:sz w:val="18"/>
                 <w:szCs w:val="18"/>
               </w:rPr>
-              <w:t xml:space="preserve">Explains most connections between evidence and claim, but some reasoning about variation or pollination barriers is incomplete.</w:t>
+              <w:t xml:space="preserve">Links most ideas correctly, with minor errors or missing links.</w:t>
             </w:r>
           </w:p>
         </w:tc>
@@ -1640,7 +1655,7 @@
                 <w:sz w:val="18"/>
                 <w:szCs w:val="18"/>
               </w:rPr>
-              <w:t xml:space="preserve">Mostly describes facts without linking them to the claim, or contains major misconceptions.</w:t>
+              <w:t xml:space="preserve">Reasoning is incomplete, or confuses pollination with fertilisation or the products of the two fusions.</w:t>
             </w:r>
           </w:p>
         </w:tc>
@@ -1674,7 +1689,7 @@
                 <w:sz w:val="18"/>
                 <w:szCs w:val="18"/>
               </w:rPr>
-              <w:t xml:space="preserve">Annotated diagram</w:t>
+              <w:t xml:space="preserve">Comparison of sexual and asexual reproduction</w:t>
             </w:r>
           </w:p>
         </w:tc>
@@ -1706,7 +1721,7 @@
                 <w:sz w:val="18"/>
                 <w:szCs w:val="18"/>
               </w:rPr>
-              <w:t xml:space="preserve">Diagram shows both pathways accurately, with correct labels, process notes (mitosis, pollen tube, double fertilisation, 2n/3n) and a note on how thinking changed.</w:t>
+              <w:t xml:space="preserve">Explains advantages and disadvantages of both strategies, including variation and disease risk, and why the best choice depends on the environment.</w:t>
             </w:r>
           </w:p>
         </w:tc>
@@ -1738,7 +1753,7 @@
                 <w:sz w:val="18"/>
                 <w:szCs w:val="18"/>
               </w:rPr>
-              <w:t xml:space="preserve">Diagram shows both pathways with mostly correct labels, but some notes or processes are missing.</w:t>
+              <w:t xml:space="preserve">Names advantages and disadvantages of both strategies with limited explanation.</w:t>
             </w:r>
           </w:p>
         </w:tc>
@@ -1770,7 +1785,7 @@
                 <w:sz w:val="18"/>
                 <w:szCs w:val="18"/>
               </w:rPr>
-              <w:t xml:space="preserve">Diagram is incomplete, has several incorrect or missing labels, or shows only one pathway.</w:t>
+              <w:t xml:space="preserve">Describes only one strategy or lists points without explanation.</w:t>
             </w:r>
           </w:p>
         </w:tc>
@@ -1804,7 +1819,7 @@
                 <w:sz w:val="18"/>
                 <w:szCs w:val="18"/>
               </w:rPr>
-              <w:t xml:space="preserve">Scientific vocabulary and communication</w:t>
+              <w:t xml:space="preserve">Annotated diagram and presentation</w:t>
             </w:r>
           </w:p>
         </w:tc>
@@ -1836,7 +1851,7 @@
                 <w:sz w:val="18"/>
                 <w:szCs w:val="18"/>
               </w:rPr>
-              <w:t xml:space="preserve">Uses correct terms precisely, writes in clear organised paragraphs, and uses Kenyan examples effectively.</w:t>
+              <w:t xml:space="preserve">The diagram is neat and accurate, with all key structures and processes labelled for both pathways, and the written reflection is clear.</w:t>
             </w:r>
           </w:p>
         </w:tc>
@@ -1868,7 +1883,7 @@
                 <w:sz w:val="18"/>
                 <w:szCs w:val="18"/>
               </w:rPr>
-              <w:t xml:space="preserve">Uses mostly correct terms and a clear structure with occasional errors.</w:t>
+              <w:t xml:space="preserve">The diagram has most labels correct, with a few omissions, and the reflection is brief.</w:t>
             </w:r>
           </w:p>
         </w:tc>
@@ -1900,7 +1915,7 @@
                 <w:sz w:val="18"/>
                 <w:szCs w:val="18"/>
               </w:rPr>
-              <w:t xml:space="preserve">Uses few scientific terms or the writing is hard to follow.</w:t>
+              <w:t xml:space="preserve">The diagram is missing labels or has errors, or the reflection is missing.</w:t>
             </w:r>
           </w:p>
         </w:tc>
@@ -2024,7 +2039,7 @@
         </w:rPr>
         <w:t xml:space="preserve">© 2026 SeaVuria and ARES. This work is licensed under a </w:t>
       </w:r>
-      <w:hyperlink w:history="1" r:id="rId6aodhtsrxmbiwzchqlua5">
+      <w:hyperlink w:history="1" r:id="rIdvzfovy0quj9rl6nqzs9sm">
         <w:r>
           <w:rPr>
             <w:rFonts w:ascii="Arial" w:cs="Arial" w:eastAsia="Arial" w:hAnsi="Arial"/>
@@ -2044,7 +2059,7 @@
         </w:rPr>
         <w:t xml:space="preserve"> (</w:t>
       </w:r>
-      <w:hyperlink w:history="1" r:id="rIds9mtcqm8dco0etuwv_mz_">
+      <w:hyperlink w:history="1" r:id="rIdyi5qdd7emqnzjqw-loin2">
         <w:r>
           <w:rPr>
             <w:rFonts w:ascii="Arial" w:cs="Arial" w:eastAsia="Arial" w:hAnsi="Arial"/>
@@ -2064,7 +2079,7 @@
         </w:rPr>
         <w:t xml:space="preserve">). To view a copy of this license, visit </w:t>
       </w:r>
-      <w:hyperlink w:history="1" r:id="rIdckf7hann0rrhdhpy1wrae">
+      <w:hyperlink w:history="1" r:id="rIdkyxfbchz5dxsy8jxmn1wx">
         <w:r>
           <w:rPr>
             <w:rFonts w:ascii="Arial" w:cs="Arial" w:eastAsia="Arial" w:hAnsi="Arial"/>

--- a/data/outputs/v2/Grade11/Biology/Lesson_Plans/SS2.1_Reproduction_in_Plants/Biology_Reproduction_in_Plants_FinalExplanation.docx
+++ b/data/outputs/v2/Grade11/Biology/Lesson_Plans/SS2.1_Reproduction_in_Plants/Biology_Reproduction_in_Plants_FinalExplanation.docx
@@ -2039,7 +2039,7 @@
         </w:rPr>
         <w:t xml:space="preserve">© 2026 SeaVuria and ARES. This work is licensed under a </w:t>
       </w:r>
-      <w:hyperlink w:history="1" r:id="rIdvzfovy0quj9rl6nqzs9sm">
+      <w:hyperlink w:history="1" r:id="rIdsiwnimfrvh1vgf7sdgtyt">
         <w:r>
           <w:rPr>
             <w:rFonts w:ascii="Arial" w:cs="Arial" w:eastAsia="Arial" w:hAnsi="Arial"/>
@@ -2059,7 +2059,7 @@
         </w:rPr>
         <w:t xml:space="preserve"> (</w:t>
       </w:r>
-      <w:hyperlink w:history="1" r:id="rIdyi5qdd7emqnzjqw-loin2">
+      <w:hyperlink w:history="1" r:id="rIdpyuvbxbnx4sl1_zhgre0r">
         <w:r>
           <w:rPr>
             <w:rFonts w:ascii="Arial" w:cs="Arial" w:eastAsia="Arial" w:hAnsi="Arial"/>
@@ -2079,7 +2079,7 @@
         </w:rPr>
         <w:t xml:space="preserve">). To view a copy of this license, visit </w:t>
       </w:r>
-      <w:hyperlink w:history="1" r:id="rIdkyxfbchz5dxsy8jxmn1wx">
+      <w:hyperlink w:history="1" r:id="rIdiagggg-1aoiiqg8ppxsdw">
         <w:r>
           <w:rPr>
             <w:rFonts w:ascii="Arial" w:cs="Arial" w:eastAsia="Arial" w:hAnsi="Arial"/>

--- a/data/outputs/v2/Grade11/Biology/Lesson_Plans/SS2.1_Reproduction_in_Plants/Biology_Reproduction_in_Plants_FinalExplanation.docx
+++ b/data/outputs/v2/Grade11/Biology/Lesson_Plans/SS2.1_Reproduction_in_Plants/Biology_Reproduction_in_Plants_FinalExplanation.docx
@@ -2039,7 +2039,7 @@
         </w:rPr>
         <w:t xml:space="preserve">© 2026 SeaVuria and ARES. This work is licensed under a </w:t>
       </w:r>
-      <w:hyperlink w:history="1" r:id="rIdsiwnimfrvh1vgf7sdgtyt">
+      <w:hyperlink w:history="1" r:id="rIdh8t8x5g8r3tt9twyhjvfp">
         <w:r>
           <w:rPr>
             <w:rFonts w:ascii="Arial" w:cs="Arial" w:eastAsia="Arial" w:hAnsi="Arial"/>
@@ -2059,7 +2059,7 @@
         </w:rPr>
         <w:t xml:space="preserve"> (</w:t>
       </w:r>
-      <w:hyperlink w:history="1" r:id="rIdpyuvbxbnx4sl1_zhgre0r">
+      <w:hyperlink w:history="1" r:id="rId_59okv3lrmgcmhc1hzigq">
         <w:r>
           <w:rPr>
             <w:rFonts w:ascii="Arial" w:cs="Arial" w:eastAsia="Arial" w:hAnsi="Arial"/>
@@ -2079,7 +2079,7 @@
         </w:rPr>
         <w:t xml:space="preserve">). To view a copy of this license, visit </w:t>
       </w:r>
-      <w:hyperlink w:history="1" r:id="rIdiagggg-1aoiiqg8ppxsdw">
+      <w:hyperlink w:history="1" r:id="rIdp1oy_wzfravl4u2wt1nk7">
         <w:r>
           <w:rPr>
             <w:rFonts w:ascii="Arial" w:cs="Arial" w:eastAsia="Arial" w:hAnsi="Arial"/>

--- a/data/outputs/v2/Grade11/Biology/Lesson_Plans/SS2.1_Reproduction_in_Plants/Biology_Reproduction_in_Plants_FinalExplanation.docx
+++ b/data/outputs/v2/Grade11/Biology/Lesson_Plans/SS2.1_Reproduction_in_Plants/Biology_Reproduction_in_Plants_FinalExplanation.docx
@@ -2039,7 +2039,7 @@
         </w:rPr>
         <w:t xml:space="preserve">© 2026 SeaVuria and ARES. This work is licensed under a </w:t>
       </w:r>
-      <w:hyperlink w:history="1" r:id="rIdh8t8x5g8r3tt9twyhjvfp">
+      <w:hyperlink w:history="1" r:id="rIdeab_m28yc9w_g9yxevjuw">
         <w:r>
           <w:rPr>
             <w:rFonts w:ascii="Arial" w:cs="Arial" w:eastAsia="Arial" w:hAnsi="Arial"/>
@@ -2059,7 +2059,7 @@
         </w:rPr>
         <w:t xml:space="preserve"> (</w:t>
       </w:r>
-      <w:hyperlink w:history="1" r:id="rId_59okv3lrmgcmhc1hzigq">
+      <w:hyperlink w:history="1" r:id="rIdauap6l8ha2cpepw5hnzql">
         <w:r>
           <w:rPr>
             <w:rFonts w:ascii="Arial" w:cs="Arial" w:eastAsia="Arial" w:hAnsi="Arial"/>
@@ -2079,7 +2079,7 @@
         </w:rPr>
         <w:t xml:space="preserve">). To view a copy of this license, visit </w:t>
       </w:r>
-      <w:hyperlink w:history="1" r:id="rIdp1oy_wzfravl4u2wt1nk7">
+      <w:hyperlink w:history="1" r:id="rIdxt-ur1vsxfkwnsjyxktxw">
         <w:r>
           <w:rPr>
             <w:rFonts w:ascii="Arial" w:cs="Arial" w:eastAsia="Arial" w:hAnsi="Arial"/>

--- a/data/outputs/v2/Grade11/Biology/Lesson_Plans/SS2.1_Reproduction_in_Plants/Biology_Reproduction_in_Plants_FinalExplanation.docx
+++ b/data/outputs/v2/Grade11/Biology/Lesson_Plans/SS2.1_Reproduction_in_Plants/Biology_Reproduction_in_Plants_FinalExplanation.docx
@@ -2039,7 +2039,7 @@
         </w:rPr>
         <w:t xml:space="preserve">© 2026 SeaVuria and ARES. This work is licensed under a </w:t>
       </w:r>
-      <w:hyperlink w:history="1" r:id="rIdeab_m28yc9w_g9yxevjuw">
+      <w:hyperlink w:history="1" r:id="rIdbnyscwbfhunebryjvhuzm">
         <w:r>
           <w:rPr>
             <w:rFonts w:ascii="Arial" w:cs="Arial" w:eastAsia="Arial" w:hAnsi="Arial"/>
@@ -2059,7 +2059,7 @@
         </w:rPr>
         <w:t xml:space="preserve"> (</w:t>
       </w:r>
-      <w:hyperlink w:history="1" r:id="rIdauap6l8ha2cpepw5hnzql">
+      <w:hyperlink w:history="1" r:id="rIdio644z5wn8jgrmycxqhji">
         <w:r>
           <w:rPr>
             <w:rFonts w:ascii="Arial" w:cs="Arial" w:eastAsia="Arial" w:hAnsi="Arial"/>
@@ -2079,7 +2079,7 @@
         </w:rPr>
         <w:t xml:space="preserve">). To view a copy of this license, visit </w:t>
       </w:r>
-      <w:hyperlink w:history="1" r:id="rIdxt-ur1vsxfkwnsjyxktxw">
+      <w:hyperlink w:history="1" r:id="rIdpvb6ltf_3qr_kpxc_9zw0">
         <w:r>
           <w:rPr>
             <w:rFonts w:ascii="Arial" w:cs="Arial" w:eastAsia="Arial" w:hAnsi="Arial"/>

--- a/data/outputs/v2/Grade11/Biology/Lesson_Plans/SS2.1_Reproduction_in_Plants/Biology_Reproduction_in_Plants_FinalExplanation.docx
+++ b/data/outputs/v2/Grade11/Biology/Lesson_Plans/SS2.1_Reproduction_in_Plants/Biology_Reproduction_in_Plants_FinalExplanation.docx
@@ -2039,7 +2039,7 @@
         </w:rPr>
         <w:t xml:space="preserve">© 2026 SeaVuria and ARES. This work is licensed under a </w:t>
       </w:r>
-      <w:hyperlink w:history="1" r:id="rIdbnyscwbfhunebryjvhuzm">
+      <w:hyperlink w:history="1" r:id="rIdon6gzb3of73pqulw7xnxd">
         <w:r>
           <w:rPr>
             <w:rFonts w:ascii="Arial" w:cs="Arial" w:eastAsia="Arial" w:hAnsi="Arial"/>
@@ -2059,7 +2059,7 @@
         </w:rPr>
         <w:t xml:space="preserve"> (</w:t>
       </w:r>
-      <w:hyperlink w:history="1" r:id="rIdio644z5wn8jgrmycxqhji">
+      <w:hyperlink w:history="1" r:id="rId5xyzlvntzrkvb4byvvlkt">
         <w:r>
           <w:rPr>
             <w:rFonts w:ascii="Arial" w:cs="Arial" w:eastAsia="Arial" w:hAnsi="Arial"/>
@@ -2079,7 +2079,7 @@
         </w:rPr>
         <w:t xml:space="preserve">). To view a copy of this license, visit </w:t>
       </w:r>
-      <w:hyperlink w:history="1" r:id="rIdpvb6ltf_3qr_kpxc_9zw0">
+      <w:hyperlink w:history="1" r:id="rIdmeui8i2bmbhhfiueimbpd">
         <w:r>
           <w:rPr>
             <w:rFonts w:ascii="Arial" w:cs="Arial" w:eastAsia="Arial" w:hAnsi="Arial"/>

--- a/data/outputs/v2/Grade11/Biology/Lesson_Plans/SS2.1_Reproduction_in_Plants/Biology_Reproduction_in_Plants_FinalExplanation.docx
+++ b/data/outputs/v2/Grade11/Biology/Lesson_Plans/SS2.1_Reproduction_in_Plants/Biology_Reproduction_in_Plants_FinalExplanation.docx
@@ -4,6 +4,7 @@
   <w:body>
     <w:p>
       <w:pPr>
+        <w:keepNext w:val="false"/>
         <w:spacing w:after="30" w:before="0"/>
         <w:jc w:val="center"/>
       </w:pPr>
@@ -23,6 +24,7 @@
     </w:p>
     <w:p>
       <w:pPr>
+        <w:keepNext w:val="false"/>
         <w:spacing w:after="60" w:before="0"/>
         <w:jc w:val="center"/>
       </w:pPr>
@@ -81,6 +83,7 @@
           </w:tcPr>
           <w:p>
             <w:pPr>
+              <w:keepNext w:val="false"/>
               <w:spacing w:after="40" w:before="0"/>
               <w:jc w:val="center"/>
             </w:pPr>
@@ -116,6 +119,7 @@
           </w:tcPr>
           <w:p>
             <w:pPr>
+              <w:keepNext w:val="false"/>
               <w:spacing w:after="40" w:before="0"/>
               <w:jc w:val="center"/>
             </w:pPr>
@@ -150,6 +154,7 @@
           </w:tcPr>
           <w:p>
             <w:pPr>
+              <w:keepNext w:val="false"/>
               <w:spacing w:after="40" w:before="0"/>
               <w:jc w:val="left"/>
             </w:pPr>
@@ -182,6 +187,7 @@
           </w:tcPr>
           <w:p>
             <w:pPr>
+              <w:keepNext w:val="false"/>
               <w:spacing w:after="40" w:before="0"/>
               <w:jc w:val="left"/>
             </w:pPr>
@@ -216,6 +222,7 @@
           </w:tcPr>
           <w:p>
             <w:pPr>
+              <w:keepNext w:val="false"/>
               <w:spacing w:after="40" w:before="0"/>
               <w:jc w:val="left"/>
             </w:pPr>
@@ -248,6 +255,7 @@
           </w:tcPr>
           <w:p>
             <w:pPr>
+              <w:keepNext w:val="false"/>
               <w:spacing w:after="40" w:before="0"/>
               <w:jc w:val="left"/>
             </w:pPr>
@@ -282,6 +290,7 @@
           </w:tcPr>
           <w:p>
             <w:pPr>
+              <w:keepNext w:val="false"/>
               <w:spacing w:after="40" w:before="0"/>
               <w:jc w:val="left"/>
             </w:pPr>
@@ -314,6 +323,7 @@
           </w:tcPr>
           <w:p>
             <w:pPr>
+              <w:keepNext w:val="false"/>
               <w:spacing w:after="40" w:before="0"/>
               <w:jc w:val="left"/>
             </w:pPr>
@@ -374,6 +384,7 @@
           </w:tcPr>
           <w:p>
             <w:pPr>
+              <w:keepNext w:val="false"/>
               <w:spacing w:after="40" w:before="0"/>
               <w:jc w:val="center"/>
             </w:pPr>
@@ -408,6 +419,7 @@
           </w:tcPr>
           <w:p>
             <w:pPr>
+              <w:keepNext w:val="false"/>
               <w:spacing w:after="40" w:before="0"/>
               <w:jc w:val="left"/>
             </w:pPr>
@@ -467,6 +479,7 @@
           </w:tcPr>
           <w:p>
             <w:pPr>
+              <w:keepNext/>
               <w:spacing w:after="40" w:before="0"/>
               <w:jc w:val="center"/>
             </w:pPr>
@@ -501,6 +514,7 @@
           </w:tcPr>
           <w:p>
             <w:pPr>
+              <w:keepNext/>
               <w:spacing w:after="40" w:before="0"/>
               <w:jc w:val="left"/>
             </w:pPr>
@@ -538,6 +552,7 @@
           </w:tcPr>
           <w:p>
             <w:pPr>
+              <w:keepNext w:val="false"/>
               <w:spacing w:after="40" w:before="0"/>
               <w:jc w:val="left"/>
             </w:pPr>
@@ -597,6 +612,7 @@
           </w:tcPr>
           <w:p>
             <w:pPr>
+              <w:keepNext/>
               <w:spacing w:after="40" w:before="0"/>
               <w:jc w:val="center"/>
             </w:pPr>
@@ -631,6 +647,7 @@
           </w:tcPr>
           <w:p>
             <w:pPr>
+              <w:keepNext/>
               <w:spacing w:after="40" w:before="0"/>
               <w:jc w:val="left"/>
             </w:pPr>
@@ -668,6 +685,7 @@
           </w:tcPr>
           <w:p>
             <w:pPr>
+              <w:keepNext w:val="false"/>
               <w:spacing w:after="40" w:before="0"/>
               <w:jc w:val="left"/>
             </w:pPr>
@@ -727,6 +745,7 @@
           </w:tcPr>
           <w:p>
             <w:pPr>
+              <w:keepNext/>
               <w:spacing w:after="40" w:before="0"/>
               <w:jc w:val="center"/>
             </w:pPr>
@@ -761,6 +780,7 @@
           </w:tcPr>
           <w:p>
             <w:pPr>
+              <w:keepNext/>
               <w:spacing w:after="40" w:before="0"/>
               <w:jc w:val="left"/>
             </w:pPr>
@@ -798,6 +818,7 @@
           </w:tcPr>
           <w:p>
             <w:pPr>
+              <w:keepNext w:val="false"/>
               <w:spacing w:after="40" w:before="0"/>
               <w:jc w:val="left"/>
             </w:pPr>
@@ -857,6 +878,7 @@
           </w:tcPr>
           <w:p>
             <w:pPr>
+              <w:keepNext/>
               <w:spacing w:after="40" w:before="0"/>
               <w:jc w:val="center"/>
             </w:pPr>
@@ -891,6 +913,7 @@
           </w:tcPr>
           <w:p>
             <w:pPr>
+              <w:keepNext/>
               <w:spacing w:after="40" w:before="0"/>
               <w:jc w:val="left"/>
             </w:pPr>
@@ -928,6 +951,7 @@
           </w:tcPr>
           <w:p>
             <w:pPr>
+              <w:keepNext w:val="false"/>
               <w:spacing w:after="40" w:before="0"/>
               <w:jc w:val="left"/>
             </w:pPr>
@@ -987,6 +1011,7 @@
           </w:tcPr>
           <w:p>
             <w:pPr>
+              <w:keepNext/>
               <w:spacing w:after="40" w:before="0"/>
               <w:jc w:val="center"/>
             </w:pPr>
@@ -1021,6 +1046,7 @@
           </w:tcPr>
           <w:p>
             <w:pPr>
+              <w:keepNext/>
               <w:spacing w:after="40" w:before="0"/>
               <w:jc w:val="left"/>
             </w:pPr>
@@ -1058,6 +1084,7 @@
           </w:tcPr>
           <w:p>
             <w:pPr>
+              <w:keepNext w:val="false"/>
               <w:spacing w:after="40" w:before="0"/>
               <w:jc w:val="left"/>
             </w:pPr>
@@ -1121,6 +1148,7 @@
           </w:tcPr>
           <w:p>
             <w:pPr>
+              <w:keepNext w:val="false"/>
               <w:spacing w:after="40" w:before="0"/>
               <w:jc w:val="center"/>
             </w:pPr>
@@ -1155,6 +1183,7 @@
           </w:tcPr>
           <w:p>
             <w:pPr>
+              <w:keepNext w:val="false"/>
               <w:spacing w:after="40" w:before="0"/>
               <w:jc w:val="left"/>
             </w:pPr>
@@ -1187,6 +1216,7 @@
           </w:tcPr>
           <w:p>
             <w:pPr>
+              <w:keepNext w:val="false"/>
               <w:spacing w:after="40" w:before="0"/>
               <w:jc w:val="left"/>
             </w:pPr>
@@ -1219,6 +1249,7 @@
           </w:tcPr>
           <w:p>
             <w:pPr>
+              <w:keepNext w:val="false"/>
               <w:spacing w:after="40" w:before="0"/>
               <w:jc w:val="left"/>
             </w:pPr>
@@ -1251,6 +1282,7 @@
           </w:tcPr>
           <w:p>
             <w:pPr>
+              <w:keepNext w:val="false"/>
               <w:spacing w:after="40" w:before="0"/>
               <w:jc w:val="left"/>
             </w:pPr>
@@ -1285,6 +1317,7 @@
           </w:tcPr>
           <w:p>
             <w:pPr>
+              <w:keepNext w:val="false"/>
               <w:spacing w:after="40" w:before="0"/>
               <w:jc w:val="left"/>
             </w:pPr>
@@ -1317,6 +1350,7 @@
           </w:tcPr>
           <w:p>
             <w:pPr>
+              <w:keepNext w:val="false"/>
               <w:spacing w:after="40" w:before="0"/>
               <w:jc w:val="left"/>
             </w:pPr>
@@ -1349,6 +1383,7 @@
           </w:tcPr>
           <w:p>
             <w:pPr>
+              <w:keepNext w:val="false"/>
               <w:spacing w:after="40" w:before="0"/>
               <w:jc w:val="left"/>
             </w:pPr>
@@ -1381,6 +1416,7 @@
           </w:tcPr>
           <w:p>
             <w:pPr>
+              <w:keepNext w:val="false"/>
               <w:spacing w:after="40" w:before="0"/>
               <w:jc w:val="left"/>
             </w:pPr>
@@ -1415,6 +1451,7 @@
           </w:tcPr>
           <w:p>
             <w:pPr>
+              <w:keepNext w:val="false"/>
               <w:spacing w:after="40" w:before="0"/>
               <w:jc w:val="left"/>
             </w:pPr>
@@ -1447,6 +1484,7 @@
           </w:tcPr>
           <w:p>
             <w:pPr>
+              <w:keepNext w:val="false"/>
               <w:spacing w:after="40" w:before="0"/>
               <w:jc w:val="left"/>
             </w:pPr>
@@ -1479,6 +1517,7 @@
           </w:tcPr>
           <w:p>
             <w:pPr>
+              <w:keepNext w:val="false"/>
               <w:spacing w:after="40" w:before="0"/>
               <w:jc w:val="left"/>
             </w:pPr>
@@ -1511,6 +1550,7 @@
           </w:tcPr>
           <w:p>
             <w:pPr>
+              <w:keepNext w:val="false"/>
               <w:spacing w:after="40" w:before="0"/>
               <w:jc w:val="left"/>
             </w:pPr>
@@ -1545,6 +1585,7 @@
           </w:tcPr>
           <w:p>
             <w:pPr>
+              <w:keepNext w:val="false"/>
               <w:spacing w:after="40" w:before="0"/>
               <w:jc w:val="left"/>
             </w:pPr>
@@ -1577,6 +1618,7 @@
           </w:tcPr>
           <w:p>
             <w:pPr>
+              <w:keepNext w:val="false"/>
               <w:spacing w:after="40" w:before="0"/>
               <w:jc w:val="left"/>
             </w:pPr>
@@ -1609,6 +1651,7 @@
           </w:tcPr>
           <w:p>
             <w:pPr>
+              <w:keepNext w:val="false"/>
               <w:spacing w:after="40" w:before="0"/>
               <w:jc w:val="left"/>
             </w:pPr>
@@ -1641,6 +1684,7 @@
           </w:tcPr>
           <w:p>
             <w:pPr>
+              <w:keepNext w:val="false"/>
               <w:spacing w:after="40" w:before="0"/>
               <w:jc w:val="left"/>
             </w:pPr>
@@ -1675,6 +1719,7 @@
           </w:tcPr>
           <w:p>
             <w:pPr>
+              <w:keepNext w:val="false"/>
               <w:spacing w:after="40" w:before="0"/>
               <w:jc w:val="left"/>
             </w:pPr>
@@ -1707,6 +1752,7 @@
           </w:tcPr>
           <w:p>
             <w:pPr>
+              <w:keepNext w:val="false"/>
               <w:spacing w:after="40" w:before="0"/>
               <w:jc w:val="left"/>
             </w:pPr>
@@ -1739,6 +1785,7 @@
           </w:tcPr>
           <w:p>
             <w:pPr>
+              <w:keepNext w:val="false"/>
               <w:spacing w:after="40" w:before="0"/>
               <w:jc w:val="left"/>
             </w:pPr>
@@ -1771,6 +1818,7 @@
           </w:tcPr>
           <w:p>
             <w:pPr>
+              <w:keepNext w:val="false"/>
               <w:spacing w:after="40" w:before="0"/>
               <w:jc w:val="left"/>
             </w:pPr>
@@ -1805,6 +1853,7 @@
           </w:tcPr>
           <w:p>
             <w:pPr>
+              <w:keepNext w:val="false"/>
               <w:spacing w:after="40" w:before="0"/>
               <w:jc w:val="left"/>
             </w:pPr>
@@ -1837,6 +1886,7 @@
           </w:tcPr>
           <w:p>
             <w:pPr>
+              <w:keepNext w:val="false"/>
               <w:spacing w:after="40" w:before="0"/>
               <w:jc w:val="left"/>
             </w:pPr>
@@ -1869,6 +1919,7 @@
           </w:tcPr>
           <w:p>
             <w:pPr>
+              <w:keepNext w:val="false"/>
               <w:spacing w:after="40" w:before="0"/>
               <w:jc w:val="left"/>
             </w:pPr>
@@ -1901,6 +1952,7 @@
           </w:tcPr>
           <w:p>
             <w:pPr>
+              <w:keepNext w:val="false"/>
               <w:spacing w:after="40" w:before="0"/>
               <w:jc w:val="left"/>
             </w:pPr>
@@ -2039,7 +2091,7 @@
         </w:rPr>
         <w:t xml:space="preserve">© 2026 SeaVuria and ARES. This work is licensed under a </w:t>
       </w:r>
-      <w:hyperlink w:history="1" r:id="rIdon6gzb3of73pqulw7xnxd">
+      <w:hyperlink w:history="1" r:id="rId95hpt-d-vxx6jsv0zay08">
         <w:r>
           <w:rPr>
             <w:rFonts w:ascii="Arial" w:cs="Arial" w:eastAsia="Arial" w:hAnsi="Arial"/>
@@ -2059,7 +2111,7 @@
         </w:rPr>
         <w:t xml:space="preserve"> (</w:t>
       </w:r>
-      <w:hyperlink w:history="1" r:id="rId5xyzlvntzrkvb4byvvlkt">
+      <w:hyperlink w:history="1" r:id="rIdy5dnquwk1a0vhz624ypew">
         <w:r>
           <w:rPr>
             <w:rFonts w:ascii="Arial" w:cs="Arial" w:eastAsia="Arial" w:hAnsi="Arial"/>
@@ -2079,7 +2131,7 @@
         </w:rPr>
         <w:t xml:space="preserve">). To view a copy of this license, visit </w:t>
       </w:r>
-      <w:hyperlink w:history="1" r:id="rIdmeui8i2bmbhhfiueimbpd">
+      <w:hyperlink w:history="1" r:id="rId89qctfeamejbk2zqxcnyt">
         <w:r>
           <w:rPr>
             <w:rFonts w:ascii="Arial" w:cs="Arial" w:eastAsia="Arial" w:hAnsi="Arial"/>

--- a/data/outputs/v2/Grade11/Biology/Lesson_Plans/SS2.1_Reproduction_in_Plants/Biology_Reproduction_in_Plants_FinalExplanation.docx
+++ b/data/outputs/v2/Grade11/Biology/Lesson_Plans/SS2.1_Reproduction_in_Plants/Biology_Reproduction_in_Plants_FinalExplanation.docx
@@ -2091,7 +2091,7 @@
         </w:rPr>
         <w:t xml:space="preserve">© 2026 SeaVuria and ARES. This work is licensed under a </w:t>
       </w:r>
-      <w:hyperlink w:history="1" r:id="rId95hpt-d-vxx6jsv0zay08">
+      <w:hyperlink w:history="1" r:id="rIdkgngxkyj4kposhj1yyhpz">
         <w:r>
           <w:rPr>
             <w:rFonts w:ascii="Arial" w:cs="Arial" w:eastAsia="Arial" w:hAnsi="Arial"/>
@@ -2111,7 +2111,7 @@
         </w:rPr>
         <w:t xml:space="preserve"> (</w:t>
       </w:r>
-      <w:hyperlink w:history="1" r:id="rIdy5dnquwk1a0vhz624ypew">
+      <w:hyperlink w:history="1" r:id="rIdhcoi9xzlsdfj7smwu4wuo">
         <w:r>
           <w:rPr>
             <w:rFonts w:ascii="Arial" w:cs="Arial" w:eastAsia="Arial" w:hAnsi="Arial"/>
@@ -2131,7 +2131,7 @@
         </w:rPr>
         <w:t xml:space="preserve">). To view a copy of this license, visit </w:t>
       </w:r>
-      <w:hyperlink w:history="1" r:id="rId89qctfeamejbk2zqxcnyt">
+      <w:hyperlink w:history="1" r:id="rIdo5cx2fqqazaazasb9pftm">
         <w:r>
           <w:rPr>
             <w:rFonts w:ascii="Arial" w:cs="Arial" w:eastAsia="Arial" w:hAnsi="Arial"/>
